--- a/A+ - Peripherals and Power Supply/A+ - Peripherals and Power Supply DAY-02.docx
+++ b/A+ - Peripherals and Power Supply/A+ - Peripherals and Power Supply DAY-02.docx
@@ -14,7 +14,6 @@
           <w:lang w:val="en-US"/>
         </w:rPr>
       </w:pPr>
-      <w:proofErr w:type="spellStart"/>
       <w:r>
         <w:rPr>
           <w:rFonts w:ascii="Times New Roman" w:hAnsi="Times New Roman" w:cs="Times New Roman"/>
@@ -24,19 +23,7 @@
           <w:szCs w:val="44"/>
           <w:lang w:val="en-US"/>
         </w:rPr>
-        <w:t>CompTia</w:t>
-      </w:r>
-      <w:proofErr w:type="spellEnd"/>
-      <w:r>
-        <w:rPr>
-          <w:rFonts w:ascii="Times New Roman" w:hAnsi="Times New Roman" w:cs="Times New Roman"/>
-          <w:b/>
-          <w:bCs/>
-          <w:sz w:val="44"/>
-          <w:szCs w:val="44"/>
-          <w:lang w:val="en-US"/>
-        </w:rPr>
-        <w:t xml:space="preserve"> A+</w:t>
+        <w:t>CompTia A+</w:t>
       </w:r>
     </w:p>
     <w:p>
@@ -89,7 +76,18 @@
           <w:szCs w:val="36"/>
           <w:lang w:val="en-US"/>
         </w:rPr>
-        <w:t>Assignment-1</w:t>
+        <w:t>Assignment-</w:t>
+      </w:r>
+      <w:r>
+        <w:rPr>
+          <w:rFonts w:ascii="Times New Roman" w:hAnsi="Times New Roman" w:cs="Times New Roman"/>
+          <w:b/>
+          <w:bCs/>
+          <w:sz w:val="36"/>
+          <w:szCs w:val="36"/>
+          <w:lang w:val="en-US"/>
+        </w:rPr>
+        <w:t>2</w:t>
       </w:r>
     </w:p>
     <w:p>
@@ -717,79 +715,7 @@
           <w:sz w:val="28"/>
           <w:szCs w:val="28"/>
         </w:rPr>
-        <w:t>Draw and label a diagram showing the main internal components of a typical SMPS unit found in a desktop PC, including AC input, rectifier, transformer, and DC output sections.&lt;</w:t>
-      </w:r>
-      <w:proofErr w:type="spellStart"/>
-      <w:r>
-        <w:rPr>
-          <w:rFonts w:ascii="Times New Roman" w:hAnsi="Times New Roman" w:cs="Times New Roman"/>
-          <w:sz w:val="28"/>
-          <w:szCs w:val="28"/>
-        </w:rPr>
-        <w:t>br</w:t>
-      </w:r>
-      <w:proofErr w:type="spellEnd"/>
-      <w:r>
-        <w:rPr>
-          <w:rFonts w:ascii="Times New Roman" w:hAnsi="Times New Roman" w:cs="Times New Roman"/>
-          <w:sz w:val="28"/>
-          <w:szCs w:val="28"/>
-        </w:rPr>
-        <w:t>&gt;&lt;</w:t>
-      </w:r>
-      <w:proofErr w:type="spellStart"/>
-      <w:r>
-        <w:rPr>
-          <w:rFonts w:ascii="Times New Roman" w:hAnsi="Times New Roman" w:cs="Times New Roman"/>
-          <w:sz w:val="28"/>
-          <w:szCs w:val="28"/>
-        </w:rPr>
-        <w:t>br</w:t>
-      </w:r>
-      <w:proofErr w:type="spellEnd"/>
-      <w:r>
-        <w:rPr>
-          <w:rFonts w:ascii="Times New Roman" w:hAnsi="Times New Roman" w:cs="Times New Roman"/>
-          <w:sz w:val="28"/>
-          <w:szCs w:val="28"/>
-        </w:rPr>
-        <w:t>&gt;&lt;</w:t>
-      </w:r>
-      <w:proofErr w:type="spellStart"/>
-      <w:r>
-        <w:rPr>
-          <w:rFonts w:ascii="Times New Roman" w:hAnsi="Times New Roman" w:cs="Times New Roman"/>
-          <w:sz w:val="28"/>
-          <w:szCs w:val="28"/>
-        </w:rPr>
-        <w:t>em</w:t>
-      </w:r>
-      <w:proofErr w:type="spellEnd"/>
-      <w:r>
-        <w:rPr>
-          <w:rFonts w:ascii="Times New Roman" w:hAnsi="Times New Roman" w:cs="Times New Roman"/>
-          <w:sz w:val="28"/>
-          <w:szCs w:val="28"/>
-        </w:rPr>
-        <w:t>&gt;&lt;strong&gt;Hint:&lt;/strong&gt; You can hand-draw and upload a photo, or use any free diagram tool like draw.io.&lt;/</w:t>
-      </w:r>
-      <w:proofErr w:type="spellStart"/>
-      <w:r>
-        <w:rPr>
-          <w:rFonts w:ascii="Times New Roman" w:hAnsi="Times New Roman" w:cs="Times New Roman"/>
-          <w:sz w:val="28"/>
-          <w:szCs w:val="28"/>
-        </w:rPr>
-        <w:t>em</w:t>
-      </w:r>
-      <w:proofErr w:type="spellEnd"/>
-      <w:r>
-        <w:rPr>
-          <w:rFonts w:ascii="Times New Roman" w:hAnsi="Times New Roman" w:cs="Times New Roman"/>
-          <w:sz w:val="28"/>
-          <w:szCs w:val="28"/>
-        </w:rPr>
-        <w:t>&gt;</w:t>
+        <w:t>Draw and label a diagram showing the main internal components of a typical SMPS unit found in a desktop PC, including AC input, rectifier, transformer, and DC output sections.&lt;br&gt;&lt;br&gt;&lt;em&gt;&lt;strong&gt;Hint:&lt;/strong&gt; You can hand-draw and upload a photo, or use any free diagram tool like draw.io.&lt;/em&gt;</w:t>
       </w:r>
     </w:p>
     <w:p>

--- a/A+ - Peripherals and Power Supply/A+ - Peripherals and Power Supply DAY-02.docx
+++ b/A+ - Peripherals and Power Supply/A+ - Peripherals and Power Supply DAY-02.docx
@@ -14,6 +14,7 @@
           <w:lang w:val="en-US"/>
         </w:rPr>
       </w:pPr>
+      <w:proofErr w:type="spellStart"/>
       <w:r>
         <w:rPr>
           <w:rFonts w:ascii="Times New Roman" w:hAnsi="Times New Roman" w:cs="Times New Roman"/>
@@ -23,7 +24,19 @@
           <w:szCs w:val="44"/>
           <w:lang w:val="en-US"/>
         </w:rPr>
-        <w:t>CompTia A+</w:t>
+        <w:t>CompTia</w:t>
+      </w:r>
+      <w:proofErr w:type="spellEnd"/>
+      <w:r>
+        <w:rPr>
+          <w:rFonts w:ascii="Times New Roman" w:hAnsi="Times New Roman" w:cs="Times New Roman"/>
+          <w:b/>
+          <w:bCs/>
+          <w:sz w:val="44"/>
+          <w:szCs w:val="44"/>
+          <w:lang w:val="en-US"/>
+        </w:rPr>
+        <w:t xml:space="preserve"> A+</w:t>
       </w:r>
     </w:p>
     <w:p>
@@ -715,7 +728,79 @@
           <w:sz w:val="28"/>
           <w:szCs w:val="28"/>
         </w:rPr>
-        <w:t>Draw and label a diagram showing the main internal components of a typical SMPS unit found in a desktop PC, including AC input, rectifier, transformer, and DC output sections.&lt;br&gt;&lt;br&gt;&lt;em&gt;&lt;strong&gt;Hint:&lt;/strong&gt; You can hand-draw and upload a photo, or use any free diagram tool like draw.io.&lt;/em&gt;</w:t>
+        <w:t>Draw and label a diagram showing the main internal components of a typical SMPS unit found in a desktop PC, including AC input, rectifier, transformer, and DC output sections.&lt;</w:t>
+      </w:r>
+      <w:proofErr w:type="spellStart"/>
+      <w:r>
+        <w:rPr>
+          <w:rFonts w:ascii="Times New Roman" w:hAnsi="Times New Roman" w:cs="Times New Roman"/>
+          <w:sz w:val="28"/>
+          <w:szCs w:val="28"/>
+        </w:rPr>
+        <w:t>br</w:t>
+      </w:r>
+      <w:proofErr w:type="spellEnd"/>
+      <w:r>
+        <w:rPr>
+          <w:rFonts w:ascii="Times New Roman" w:hAnsi="Times New Roman" w:cs="Times New Roman"/>
+          <w:sz w:val="28"/>
+          <w:szCs w:val="28"/>
+        </w:rPr>
+        <w:t>&gt;&lt;</w:t>
+      </w:r>
+      <w:proofErr w:type="spellStart"/>
+      <w:r>
+        <w:rPr>
+          <w:rFonts w:ascii="Times New Roman" w:hAnsi="Times New Roman" w:cs="Times New Roman"/>
+          <w:sz w:val="28"/>
+          <w:szCs w:val="28"/>
+        </w:rPr>
+        <w:t>br</w:t>
+      </w:r>
+      <w:proofErr w:type="spellEnd"/>
+      <w:r>
+        <w:rPr>
+          <w:rFonts w:ascii="Times New Roman" w:hAnsi="Times New Roman" w:cs="Times New Roman"/>
+          <w:sz w:val="28"/>
+          <w:szCs w:val="28"/>
+        </w:rPr>
+        <w:t>&gt;&lt;</w:t>
+      </w:r>
+      <w:proofErr w:type="spellStart"/>
+      <w:r>
+        <w:rPr>
+          <w:rFonts w:ascii="Times New Roman" w:hAnsi="Times New Roman" w:cs="Times New Roman"/>
+          <w:sz w:val="28"/>
+          <w:szCs w:val="28"/>
+        </w:rPr>
+        <w:t>em</w:t>
+      </w:r>
+      <w:proofErr w:type="spellEnd"/>
+      <w:r>
+        <w:rPr>
+          <w:rFonts w:ascii="Times New Roman" w:hAnsi="Times New Roman" w:cs="Times New Roman"/>
+          <w:sz w:val="28"/>
+          <w:szCs w:val="28"/>
+        </w:rPr>
+        <w:t>&gt;&lt;strong&gt;Hint:&lt;/strong&gt; You can hand-draw and upload a photo, or use any free diagram tool like draw.io.&lt;/</w:t>
+      </w:r>
+      <w:proofErr w:type="spellStart"/>
+      <w:r>
+        <w:rPr>
+          <w:rFonts w:ascii="Times New Roman" w:hAnsi="Times New Roman" w:cs="Times New Roman"/>
+          <w:sz w:val="28"/>
+          <w:szCs w:val="28"/>
+        </w:rPr>
+        <w:t>em</w:t>
+      </w:r>
+      <w:proofErr w:type="spellEnd"/>
+      <w:r>
+        <w:rPr>
+          <w:rFonts w:ascii="Times New Roman" w:hAnsi="Times New Roman" w:cs="Times New Roman"/>
+          <w:sz w:val="28"/>
+          <w:szCs w:val="28"/>
+        </w:rPr>
+        <w:t>&gt;</w:t>
       </w:r>
     </w:p>
     <w:p>
@@ -747,17 +832,1494 @@
           <w:rFonts w:ascii="Times New Roman" w:hAnsi="Times New Roman" w:cs="Times New Roman"/>
           <w:sz w:val="24"/>
           <w:szCs w:val="24"/>
+        </w:rPr>
+      </w:pPr>
+    </w:p>
+    <w:p>
+      <w:pPr>
+        <w:jc w:val="both"/>
+        <w:rPr>
+          <w:rFonts w:ascii="Times New Roman" w:hAnsi="Times New Roman" w:cs="Times New Roman"/>
+          <w:sz w:val="24"/>
+          <w:szCs w:val="24"/>
+        </w:rPr>
+      </w:pPr>
+    </w:p>
+    <w:p>
+      <w:pPr>
+        <w:jc w:val="both"/>
+        <w:rPr>
+          <w:rFonts w:ascii="Times New Roman" w:hAnsi="Times New Roman" w:cs="Times New Roman"/>
+          <w:sz w:val="24"/>
+          <w:szCs w:val="24"/>
+        </w:rPr>
+      </w:pPr>
+    </w:p>
+    <w:p>
+      <w:pPr>
+        <w:jc w:val="both"/>
+        <w:rPr>
+          <w:rFonts w:ascii="Times New Roman" w:hAnsi="Times New Roman" w:cs="Times New Roman"/>
+          <w:sz w:val="24"/>
+          <w:szCs w:val="24"/>
+        </w:rPr>
+      </w:pPr>
+    </w:p>
+    <w:p>
+      <w:pPr>
+        <w:jc w:val="both"/>
+        <w:rPr>
+          <w:rFonts w:ascii="Times New Roman" w:hAnsi="Times New Roman" w:cs="Times New Roman"/>
+          <w:sz w:val="24"/>
+          <w:szCs w:val="24"/>
+        </w:rPr>
+      </w:pPr>
+    </w:p>
+    <w:p>
+      <w:pPr>
+        <w:jc w:val="both"/>
+        <w:rPr>
+          <w:rFonts w:ascii="Times New Roman" w:hAnsi="Times New Roman" w:cs="Times New Roman"/>
+          <w:sz w:val="24"/>
+          <w:szCs w:val="24"/>
+        </w:rPr>
+      </w:pPr>
+    </w:p>
+    <w:p>
+      <w:pPr>
+        <w:jc w:val="both"/>
+        <w:rPr>
+          <w:rFonts w:ascii="Times New Roman" w:hAnsi="Times New Roman" w:cs="Times New Roman"/>
+          <w:sz w:val="24"/>
+          <w:szCs w:val="24"/>
+        </w:rPr>
+      </w:pPr>
+    </w:p>
+    <w:p>
+      <w:pPr>
+        <w:jc w:val="both"/>
+        <w:rPr>
+          <w:rFonts w:ascii="Times New Roman" w:hAnsi="Times New Roman" w:cs="Times New Roman"/>
+          <w:sz w:val="24"/>
+          <w:szCs w:val="24"/>
+        </w:rPr>
+      </w:pPr>
+    </w:p>
+    <w:p>
+      <w:pPr>
+        <w:jc w:val="both"/>
+        <w:rPr>
+          <w:rFonts w:ascii="Times New Roman" w:hAnsi="Times New Roman" w:cs="Times New Roman"/>
+          <w:sz w:val="24"/>
+          <w:szCs w:val="24"/>
+        </w:rPr>
+      </w:pPr>
+    </w:p>
+    <w:p>
+      <w:pPr>
+        <w:jc w:val="both"/>
+        <w:rPr>
+          <w:rFonts w:ascii="Times New Roman" w:hAnsi="Times New Roman" w:cs="Times New Roman"/>
+          <w:sz w:val="24"/>
+          <w:szCs w:val="24"/>
+        </w:rPr>
+      </w:pPr>
+    </w:p>
+    <w:p>
+      <w:pPr>
+        <w:jc w:val="both"/>
+        <w:rPr>
+          <w:rFonts w:ascii="Times New Roman" w:hAnsi="Times New Roman" w:cs="Times New Roman"/>
+          <w:sz w:val="24"/>
+          <w:szCs w:val="24"/>
+        </w:rPr>
+      </w:pPr>
+    </w:p>
+    <w:p>
+      <w:pPr>
+        <w:jc w:val="both"/>
+        <w:rPr>
+          <w:rFonts w:ascii="Times New Roman" w:hAnsi="Times New Roman" w:cs="Times New Roman"/>
+          <w:sz w:val="24"/>
+          <w:szCs w:val="24"/>
+        </w:rPr>
+      </w:pPr>
+    </w:p>
+    <w:p>
+      <w:pPr>
+        <w:jc w:val="both"/>
+        <w:rPr>
+          <w:rFonts w:ascii="Times New Roman" w:hAnsi="Times New Roman" w:cs="Times New Roman"/>
+          <w:sz w:val="24"/>
+          <w:szCs w:val="24"/>
+        </w:rPr>
+      </w:pPr>
+    </w:p>
+    <w:p>
+      <w:pPr>
+        <w:jc w:val="both"/>
+        <w:rPr>
+          <w:rFonts w:ascii="Times New Roman" w:hAnsi="Times New Roman" w:cs="Times New Roman"/>
+          <w:sz w:val="24"/>
+          <w:szCs w:val="24"/>
+        </w:rPr>
+      </w:pPr>
+    </w:p>
+    <w:p>
+      <w:pPr>
+        <w:jc w:val="both"/>
+        <w:rPr>
+          <w:rFonts w:ascii="Times New Roman" w:hAnsi="Times New Roman" w:cs="Times New Roman"/>
+          <w:sz w:val="24"/>
+          <w:szCs w:val="24"/>
+        </w:rPr>
+      </w:pPr>
+    </w:p>
+    <w:p>
+      <w:pPr>
+        <w:jc w:val="both"/>
+        <w:rPr>
+          <w:rFonts w:ascii="Times New Roman" w:hAnsi="Times New Roman" w:cs="Times New Roman"/>
+          <w:sz w:val="24"/>
+          <w:szCs w:val="24"/>
+        </w:rPr>
+      </w:pPr>
+    </w:p>
+    <w:p>
+      <w:pPr>
+        <w:jc w:val="both"/>
+        <w:rPr>
+          <w:rFonts w:ascii="Times New Roman" w:hAnsi="Times New Roman" w:cs="Times New Roman"/>
+          <w:sz w:val="24"/>
+          <w:szCs w:val="24"/>
+        </w:rPr>
+      </w:pPr>
+    </w:p>
+    <w:p>
+      <w:pPr>
+        <w:jc w:val="both"/>
+        <w:rPr>
+          <w:rFonts w:ascii="Times New Roman" w:hAnsi="Times New Roman" w:cs="Times New Roman"/>
+          <w:sz w:val="24"/>
+          <w:szCs w:val="24"/>
+        </w:rPr>
+      </w:pPr>
+    </w:p>
+    <w:p>
+      <w:pPr>
+        <w:jc w:val="both"/>
+        <w:rPr>
+          <w:rFonts w:ascii="Times New Roman" w:hAnsi="Times New Roman" w:cs="Times New Roman"/>
+          <w:sz w:val="24"/>
+          <w:szCs w:val="24"/>
+        </w:rPr>
+      </w:pPr>
+    </w:p>
+    <w:p>
+      <w:pPr>
+        <w:jc w:val="both"/>
+        <w:rPr>
+          <w:rFonts w:ascii="Times New Roman" w:hAnsi="Times New Roman" w:cs="Times New Roman"/>
+          <w:sz w:val="24"/>
+          <w:szCs w:val="24"/>
+        </w:rPr>
+      </w:pPr>
+    </w:p>
+    <w:p>
+      <w:pPr>
+        <w:jc w:val="both"/>
+        <w:rPr>
+          <w:rFonts w:ascii="Times New Roman" w:hAnsi="Times New Roman" w:cs="Times New Roman"/>
+          <w:sz w:val="24"/>
+          <w:szCs w:val="24"/>
+        </w:rPr>
+      </w:pPr>
+    </w:p>
+    <w:p>
+      <w:pPr>
+        <w:jc w:val="both"/>
+        <w:rPr>
+          <w:rFonts w:ascii="Times New Roman" w:hAnsi="Times New Roman" w:cs="Times New Roman"/>
+          <w:sz w:val="24"/>
+          <w:szCs w:val="24"/>
+        </w:rPr>
+      </w:pPr>
+    </w:p>
+    <w:p>
+      <w:pPr>
+        <w:jc w:val="both"/>
+        <w:rPr>
+          <w:rFonts w:ascii="Times New Roman" w:hAnsi="Times New Roman" w:cs="Times New Roman"/>
+          <w:sz w:val="24"/>
+          <w:szCs w:val="24"/>
+        </w:rPr>
+      </w:pPr>
+    </w:p>
+    <w:p>
+      <w:pPr>
+        <w:jc w:val="both"/>
+        <w:rPr>
+          <w:rFonts w:ascii="Times New Roman" w:hAnsi="Times New Roman" w:cs="Times New Roman"/>
+          <w:sz w:val="24"/>
+          <w:szCs w:val="24"/>
+        </w:rPr>
+      </w:pPr>
+    </w:p>
+    <w:p>
+      <w:pPr>
+        <w:jc w:val="both"/>
+        <w:rPr>
+          <w:rFonts w:ascii="Times New Roman" w:hAnsi="Times New Roman" w:cs="Times New Roman"/>
+          <w:sz w:val="24"/>
+          <w:szCs w:val="24"/>
+        </w:rPr>
+      </w:pPr>
+    </w:p>
+    <w:p>
+      <w:pPr>
+        <w:jc w:val="both"/>
+        <w:rPr>
+          <w:rFonts w:ascii="Times New Roman" w:hAnsi="Times New Roman" w:cs="Times New Roman"/>
+          <w:sz w:val="28"/>
+          <w:szCs w:val="28"/>
+        </w:rPr>
+      </w:pPr>
+      <w:r>
+        <w:rPr>
+          <w:rFonts w:ascii="Times New Roman" w:hAnsi="Times New Roman" w:cs="Times New Roman"/>
+          <w:b/>
+          <w:bCs/>
+          <w:sz w:val="28"/>
+          <w:szCs w:val="28"/>
+        </w:rPr>
+        <w:lastRenderedPageBreak/>
+        <w:t>QUE-03</w:t>
+      </w:r>
+      <w:r>
+        <w:rPr>
+          <w:rFonts w:ascii="Times New Roman" w:hAnsi="Times New Roman" w:cs="Times New Roman"/>
+          <w:sz w:val="28"/>
+          <w:szCs w:val="28"/>
+        </w:rPr>
+        <w:t xml:space="preserve"> </w:t>
+      </w:r>
+      <w:r>
+        <w:rPr>
+          <w:rFonts w:ascii="Times New Roman" w:hAnsi="Times New Roman" w:cs="Times New Roman"/>
+          <w:sz w:val="28"/>
+          <w:szCs w:val="28"/>
+        </w:rPr>
+        <w:t>Take photos or find clear images online of the following power connectors: ATX 24-pin motherboard connector, SATA power connector, Molex connector, and PCIe 6/8-pin connector. For each, write its name, the devices it powers, and one safety tip for connecting/disconnecting it.</w:t>
+      </w:r>
+    </w:p>
+    <w:p>
+      <w:pPr>
+        <w:jc w:val="both"/>
+        <w:rPr>
+          <w:rFonts w:ascii="Times New Roman" w:hAnsi="Times New Roman" w:cs="Times New Roman"/>
+          <w:b/>
+          <w:bCs/>
+          <w:sz w:val="28"/>
+          <w:szCs w:val="28"/>
+        </w:rPr>
+      </w:pPr>
+      <w:r>
+        <w:rPr>
+          <w:rFonts w:ascii="Times New Roman" w:hAnsi="Times New Roman" w:cs="Times New Roman"/>
+          <w:b/>
+          <w:bCs/>
+          <w:sz w:val="28"/>
+          <w:szCs w:val="28"/>
+        </w:rPr>
+        <w:t>ANS</w:t>
+      </w:r>
+    </w:p>
+    <w:p>
+      <w:pPr>
+        <w:jc w:val="both"/>
+        <w:rPr>
+          <w:rFonts w:ascii="Times New Roman" w:hAnsi="Times New Roman" w:cs="Times New Roman"/>
+          <w:b/>
+          <w:bCs/>
+          <w:sz w:val="28"/>
+          <w:szCs w:val="28"/>
+        </w:rPr>
+      </w:pPr>
+      <w:r>
+        <w:rPr>
+          <w:rFonts w:ascii="Times New Roman" w:hAnsi="Times New Roman" w:cs="Times New Roman"/>
+          <w:b/>
+          <w:bCs/>
+          <w:sz w:val="28"/>
+          <w:szCs w:val="28"/>
+        </w:rPr>
+        <w:t>1. ATX 24-pin motherboard connector</w:t>
+      </w:r>
+    </w:p>
+    <w:p>
+      <w:pPr>
+        <w:jc w:val="both"/>
+        <w:rPr>
+          <w:rFonts w:ascii="Times New Roman" w:hAnsi="Times New Roman" w:cs="Times New Roman"/>
+          <w:b/>
+          <w:bCs/>
+          <w:sz w:val="28"/>
+          <w:szCs w:val="28"/>
+        </w:rPr>
+      </w:pPr>
+      <w:r>
+        <w:rPr>
+          <w:rFonts w:ascii="Times New Roman" w:hAnsi="Times New Roman" w:cs="Times New Roman"/>
+          <w:b/>
+          <w:bCs/>
+          <w:sz w:val="28"/>
+          <w:szCs w:val="28"/>
+        </w:rPr>
+        <w:drawing>
+          <wp:inline distT="0" distB="0" distL="0" distR="0" wp14:anchorId="44CBD601" wp14:editId="3E45E9D2">
+            <wp:extent cx="3981450" cy="2219325"/>
+            <wp:effectExtent l="0" t="0" r="0" b="9525"/>
+            <wp:docPr id="11148552" name="Picture 2" descr="24-pin connector with a cable connected to the motherboard, close-up, connecting the power supply, computer power"/>
+            <wp:cNvGraphicFramePr>
+              <a:graphicFrameLocks xmlns:a="http://schemas.openxmlformats.org/drawingml/2006/main" noChangeAspect="1"/>
+            </wp:cNvGraphicFramePr>
+            <a:graphic xmlns:a="http://schemas.openxmlformats.org/drawingml/2006/main">
+              <a:graphicData uri="http://schemas.openxmlformats.org/drawingml/2006/picture">
+                <pic:pic xmlns:pic="http://schemas.openxmlformats.org/drawingml/2006/picture">
+                  <pic:nvPicPr>
+                    <pic:cNvPr id="0" name="Picture 1" descr="24-pin connector with a cable connected to the motherboard, close-up, connecting the power supply, computer power"/>
+                    <pic:cNvPicPr>
+                      <a:picLocks noChangeAspect="1" noChangeArrowheads="1"/>
+                    </pic:cNvPicPr>
+                  </pic:nvPicPr>
+                  <pic:blipFill>
+                    <a:blip r:embed="rId5" cstate="print">
+                      <a:extLst>
+                        <a:ext uri="{28A0092B-C50C-407E-A947-70E740481C1C}">
+                          <a14:useLocalDpi xmlns:a14="http://schemas.microsoft.com/office/drawing/2010/main" val="0"/>
+                        </a:ext>
+                      </a:extLst>
+                    </a:blip>
+                    <a:srcRect/>
+                    <a:stretch>
+                      <a:fillRect/>
+                    </a:stretch>
+                  </pic:blipFill>
+                  <pic:spPr bwMode="auto">
+                    <a:xfrm>
+                      <a:off x="0" y="0"/>
+                      <a:ext cx="3981450" cy="2219325"/>
+                    </a:xfrm>
+                    <a:prstGeom prst="rect">
+                      <a:avLst/>
+                    </a:prstGeom>
+                    <a:noFill/>
+                    <a:ln>
+                      <a:noFill/>
+                    </a:ln>
+                  </pic:spPr>
+                </pic:pic>
+              </a:graphicData>
+            </a:graphic>
+          </wp:inline>
+        </w:drawing>
+      </w:r>
+    </w:p>
+    <w:p>
+      <w:pPr>
+        <w:jc w:val="both"/>
+        <w:rPr>
+          <w:rFonts w:ascii="Times New Roman" w:hAnsi="Times New Roman" w:cs="Times New Roman"/>
+          <w:b/>
+          <w:bCs/>
+          <w:sz w:val="28"/>
+          <w:szCs w:val="28"/>
+        </w:rPr>
+      </w:pPr>
+      <w:r>
+        <w:rPr>
+          <w:rFonts w:ascii="Times New Roman" w:hAnsi="Times New Roman" w:cs="Times New Roman"/>
+          <w:b/>
+          <w:bCs/>
+          <w:sz w:val="28"/>
+          <w:szCs w:val="28"/>
+        </w:rPr>
+        <w:t>Devices powered</w:t>
+      </w:r>
+      <w:r>
+        <w:rPr>
+          <w:rFonts w:ascii="Times New Roman" w:hAnsi="Times New Roman" w:cs="Times New Roman"/>
+          <w:sz w:val="28"/>
+          <w:szCs w:val="28"/>
+        </w:rPr>
+        <w:t>: Motherboard and its main power circuits</w:t>
+      </w:r>
+      <w:r>
+        <w:rPr>
+          <w:rFonts w:ascii="Times New Roman" w:hAnsi="Times New Roman" w:cs="Times New Roman"/>
+          <w:b/>
+          <w:bCs/>
+          <w:sz w:val="28"/>
+          <w:szCs w:val="28"/>
+        </w:rPr>
+        <w:t>.</w:t>
+      </w:r>
+    </w:p>
+    <w:p>
+      <w:pPr>
+        <w:jc w:val="both"/>
+        <w:rPr>
+          <w:rFonts w:ascii="Times New Roman" w:hAnsi="Times New Roman" w:cs="Times New Roman"/>
+          <w:b/>
+          <w:bCs/>
+          <w:sz w:val="28"/>
+          <w:szCs w:val="28"/>
+        </w:rPr>
+      </w:pPr>
+      <w:r>
+        <w:rPr>
+          <w:rFonts w:ascii="Times New Roman" w:hAnsi="Times New Roman" w:cs="Times New Roman"/>
+          <w:b/>
+          <w:bCs/>
+          <w:sz w:val="28"/>
+          <w:szCs w:val="28"/>
+        </w:rPr>
+        <w:t xml:space="preserve">Safety tip: </w:t>
+      </w:r>
+      <w:r>
+        <w:rPr>
+          <w:rFonts w:ascii="Times New Roman" w:hAnsi="Times New Roman" w:cs="Times New Roman"/>
+          <w:sz w:val="28"/>
+          <w:szCs w:val="28"/>
+        </w:rPr>
+        <w:t>Switch off and unplug the PC before connecting or disconnecting; align the latch and never force the plug</w:t>
+      </w:r>
+      <w:r>
+        <w:rPr>
+          <w:rFonts w:ascii="Times New Roman" w:hAnsi="Times New Roman" w:cs="Times New Roman"/>
+          <w:b/>
+          <w:bCs/>
+          <w:sz w:val="28"/>
+          <w:szCs w:val="28"/>
+        </w:rPr>
+        <w:t>.</w:t>
+      </w:r>
+    </w:p>
+    <w:p>
+      <w:pPr>
+        <w:jc w:val="both"/>
+        <w:rPr>
+          <w:rFonts w:ascii="Times New Roman" w:hAnsi="Times New Roman" w:cs="Times New Roman"/>
+          <w:b/>
+          <w:bCs/>
+          <w:sz w:val="28"/>
+          <w:szCs w:val="28"/>
+        </w:rPr>
+      </w:pPr>
+      <w:r>
+        <w:rPr>
+          <w:rFonts w:ascii="Times New Roman" w:hAnsi="Times New Roman" w:cs="Times New Roman"/>
+          <w:b/>
+          <w:bCs/>
+          <w:sz w:val="28"/>
+          <w:szCs w:val="28"/>
+        </w:rPr>
+        <w:t>2.SATA power connector</w:t>
+      </w:r>
+    </w:p>
+    <w:p>
+      <w:pPr>
+        <w:jc w:val="both"/>
+        <w:rPr>
+          <w:rFonts w:ascii="Times New Roman" w:hAnsi="Times New Roman" w:cs="Times New Roman"/>
+          <w:b/>
+          <w:bCs/>
+          <w:sz w:val="28"/>
+          <w:szCs w:val="28"/>
+        </w:rPr>
+      </w:pPr>
+      <w:r>
+        <w:rPr>
+          <w:rFonts w:ascii="Times New Roman" w:hAnsi="Times New Roman" w:cs="Times New Roman"/>
+          <w:b/>
+          <w:bCs/>
+          <w:sz w:val="28"/>
+          <w:szCs w:val="28"/>
+        </w:rPr>
+        <w:drawing>
+          <wp:inline distT="0" distB="0" distL="0" distR="0" wp14:anchorId="25112124" wp14:editId="0DC79FB0">
+            <wp:extent cx="3981450" cy="2181225"/>
+            <wp:effectExtent l="0" t="0" r="0" b="9525"/>
+            <wp:docPr id="156772278" name="Picture 4" descr="A 15 contacts serial ATA plug for powering a hard disk or CD drive coming from a computer power supply, isolated on a white background."/>
+            <wp:cNvGraphicFramePr>
+              <a:graphicFrameLocks xmlns:a="http://schemas.openxmlformats.org/drawingml/2006/main" noChangeAspect="1"/>
+            </wp:cNvGraphicFramePr>
+            <a:graphic xmlns:a="http://schemas.openxmlformats.org/drawingml/2006/main">
+              <a:graphicData uri="http://schemas.openxmlformats.org/drawingml/2006/picture">
+                <pic:pic xmlns:pic="http://schemas.openxmlformats.org/drawingml/2006/picture">
+                  <pic:nvPicPr>
+                    <pic:cNvPr id="0" name="Picture 2" descr="A 15 contacts serial ATA plug for powering a hard disk or CD drive coming from a computer power supply, isolated on a white background."/>
+                    <pic:cNvPicPr>
+                      <a:picLocks noChangeAspect="1" noChangeArrowheads="1"/>
+                    </pic:cNvPicPr>
+                  </pic:nvPicPr>
+                  <pic:blipFill>
+                    <a:blip r:embed="rId6" cstate="print">
+                      <a:extLst>
+                        <a:ext uri="{28A0092B-C50C-407E-A947-70E740481C1C}">
+                          <a14:useLocalDpi xmlns:a14="http://schemas.microsoft.com/office/drawing/2010/main" val="0"/>
+                        </a:ext>
+                      </a:extLst>
+                    </a:blip>
+                    <a:srcRect/>
+                    <a:stretch>
+                      <a:fillRect/>
+                    </a:stretch>
+                  </pic:blipFill>
+                  <pic:spPr bwMode="auto">
+                    <a:xfrm>
+                      <a:off x="0" y="0"/>
+                      <a:ext cx="3981450" cy="2181225"/>
+                    </a:xfrm>
+                    <a:prstGeom prst="rect">
+                      <a:avLst/>
+                    </a:prstGeom>
+                    <a:noFill/>
+                    <a:ln>
+                      <a:noFill/>
+                    </a:ln>
+                  </pic:spPr>
+                </pic:pic>
+              </a:graphicData>
+            </a:graphic>
+          </wp:inline>
+        </w:drawing>
+      </w:r>
+    </w:p>
+    <w:p>
+      <w:pPr>
+        <w:jc w:val="both"/>
+        <w:rPr>
+          <w:rFonts w:ascii="Times New Roman" w:hAnsi="Times New Roman" w:cs="Times New Roman"/>
+          <w:b/>
+          <w:bCs/>
+          <w:sz w:val="28"/>
+          <w:szCs w:val="28"/>
+        </w:rPr>
+      </w:pPr>
+    </w:p>
+    <w:p>
+      <w:pPr>
+        <w:jc w:val="both"/>
+        <w:rPr>
+          <w:rFonts w:ascii="Times New Roman" w:hAnsi="Times New Roman" w:cs="Times New Roman"/>
+          <w:b/>
+          <w:bCs/>
+          <w:sz w:val="28"/>
+          <w:szCs w:val="28"/>
+        </w:rPr>
+      </w:pPr>
+      <w:r>
+        <w:rPr>
+          <w:rFonts w:ascii="Times New Roman" w:hAnsi="Times New Roman" w:cs="Times New Roman"/>
+          <w:b/>
+          <w:bCs/>
+          <w:sz w:val="28"/>
+          <w:szCs w:val="28"/>
+        </w:rPr>
+        <w:t xml:space="preserve"> Devices powered: </w:t>
+      </w:r>
+      <w:r>
+        <w:rPr>
+          <w:rFonts w:ascii="Times New Roman" w:hAnsi="Times New Roman" w:cs="Times New Roman"/>
+          <w:sz w:val="28"/>
+          <w:szCs w:val="28"/>
+        </w:rPr>
+        <w:t>SATA HDDs, SATA SSDs and optical drives</w:t>
+      </w:r>
+      <w:r>
+        <w:rPr>
+          <w:rFonts w:ascii="Times New Roman" w:hAnsi="Times New Roman" w:cs="Times New Roman"/>
+          <w:b/>
+          <w:bCs/>
+          <w:sz w:val="28"/>
+          <w:szCs w:val="28"/>
+        </w:rPr>
+        <w:t>.</w:t>
+      </w:r>
+    </w:p>
+    <w:p>
+      <w:pPr>
+        <w:jc w:val="both"/>
+        <w:rPr>
+          <w:rFonts w:ascii="Times New Roman" w:hAnsi="Times New Roman" w:cs="Times New Roman"/>
+          <w:b/>
+          <w:bCs/>
+          <w:sz w:val="28"/>
+          <w:szCs w:val="28"/>
+        </w:rPr>
+      </w:pPr>
+      <w:r>
+        <w:rPr>
+          <w:rFonts w:ascii="Times New Roman" w:hAnsi="Times New Roman" w:cs="Times New Roman"/>
+          <w:b/>
+          <w:bCs/>
+          <w:sz w:val="28"/>
+          <w:szCs w:val="28"/>
+        </w:rPr>
+        <w:t xml:space="preserve">Safety tip: </w:t>
+      </w:r>
+      <w:r>
+        <w:rPr>
+          <w:rFonts w:ascii="Times New Roman" w:hAnsi="Times New Roman" w:cs="Times New Roman"/>
+          <w:sz w:val="28"/>
+          <w:szCs w:val="28"/>
+        </w:rPr>
+        <w:t>Match the L-shaped connector correctly and pull from the connector body, not the wires</w:t>
+      </w:r>
+      <w:r>
+        <w:rPr>
+          <w:rFonts w:ascii="Times New Roman" w:hAnsi="Times New Roman" w:cs="Times New Roman"/>
+          <w:b/>
+          <w:bCs/>
+          <w:sz w:val="28"/>
+          <w:szCs w:val="28"/>
+        </w:rPr>
+        <w:t>.</w:t>
+      </w:r>
+    </w:p>
+    <w:p>
+      <w:pPr>
+        <w:jc w:val="both"/>
+        <w:rPr>
+          <w:rFonts w:ascii="Times New Roman" w:hAnsi="Times New Roman" w:cs="Times New Roman"/>
+          <w:b/>
+          <w:bCs/>
+          <w:sz w:val="28"/>
+          <w:szCs w:val="28"/>
+        </w:rPr>
+      </w:pPr>
+    </w:p>
+    <w:p>
+      <w:pPr>
+        <w:jc w:val="both"/>
+        <w:rPr>
+          <w:rFonts w:ascii="Times New Roman" w:hAnsi="Times New Roman" w:cs="Times New Roman"/>
+          <w:b/>
+          <w:bCs/>
+          <w:sz w:val="28"/>
+          <w:szCs w:val="28"/>
+        </w:rPr>
+      </w:pPr>
+      <w:r>
+        <w:rPr>
+          <w:rFonts w:ascii="Times New Roman" w:hAnsi="Times New Roman" w:cs="Times New Roman"/>
+          <w:b/>
+          <w:bCs/>
+          <w:sz w:val="28"/>
+          <w:szCs w:val="28"/>
+        </w:rPr>
+        <w:lastRenderedPageBreak/>
+        <w:t>3.Molex 4-pin connector</w:t>
+      </w:r>
+      <w:r>
+        <w:rPr>
+          <w:rFonts w:ascii="Times New Roman" w:hAnsi="Times New Roman" w:cs="Times New Roman"/>
+          <w:b/>
+          <w:bCs/>
+          <w:vanish/>
+          <w:sz w:val="28"/>
+          <w:szCs w:val="28"/>
+        </w:rPr>
+        <w:t xml:space="preserve"> Top of Form</w:t>
+      </w:r>
+    </w:p>
+    <w:p>
+      <w:pPr>
+        <w:jc w:val="both"/>
+        <w:rPr>
+          <w:rFonts w:ascii="Times New Roman" w:hAnsi="Times New Roman" w:cs="Times New Roman"/>
+          <w:b/>
+          <w:bCs/>
+          <w:sz w:val="28"/>
+          <w:szCs w:val="28"/>
+        </w:rPr>
+      </w:pPr>
+      <w:r>
+        <w:rPr>
+          <w:rFonts w:ascii="Times New Roman" w:hAnsi="Times New Roman" w:cs="Times New Roman"/>
+          <w:b/>
+          <w:bCs/>
+          <w:sz w:val="28"/>
+          <w:szCs w:val="28"/>
+        </w:rPr>
+        <w:drawing>
+          <wp:inline distT="0" distB="0" distL="0" distR="0" wp14:anchorId="5829BEED" wp14:editId="1891BB9A">
+            <wp:extent cx="3870960" cy="2583180"/>
+            <wp:effectExtent l="0" t="0" r="0" b="7620"/>
+            <wp:docPr id="780518331" name="Picture 6" descr="4-pin Peripheral Power Connector Pinout"/>
+            <wp:cNvGraphicFramePr>
+              <a:graphicFrameLocks xmlns:a="http://schemas.openxmlformats.org/drawingml/2006/main" noChangeAspect="1"/>
+            </wp:cNvGraphicFramePr>
+            <a:graphic xmlns:a="http://schemas.openxmlformats.org/drawingml/2006/main">
+              <a:graphicData uri="http://schemas.openxmlformats.org/drawingml/2006/picture">
+                <pic:pic xmlns:pic="http://schemas.openxmlformats.org/drawingml/2006/picture">
+                  <pic:nvPicPr>
+                    <pic:cNvPr id="0" name="Picture 3" descr="4-pin Peripheral Power Connector Pinout"/>
+                    <pic:cNvPicPr>
+                      <a:picLocks noChangeAspect="1" noChangeArrowheads="1"/>
+                    </pic:cNvPicPr>
+                  </pic:nvPicPr>
+                  <pic:blipFill>
+                    <a:blip r:embed="rId7">
+                      <a:extLst>
+                        <a:ext uri="{28A0092B-C50C-407E-A947-70E740481C1C}">
+                          <a14:useLocalDpi xmlns:a14="http://schemas.microsoft.com/office/drawing/2010/main" val="0"/>
+                        </a:ext>
+                      </a:extLst>
+                    </a:blip>
+                    <a:srcRect/>
+                    <a:stretch>
+                      <a:fillRect/>
+                    </a:stretch>
+                  </pic:blipFill>
+                  <pic:spPr bwMode="auto">
+                    <a:xfrm>
+                      <a:off x="0" y="0"/>
+                      <a:ext cx="3870960" cy="2583180"/>
+                    </a:xfrm>
+                    <a:prstGeom prst="rect">
+                      <a:avLst/>
+                    </a:prstGeom>
+                    <a:noFill/>
+                    <a:ln>
+                      <a:noFill/>
+                    </a:ln>
+                  </pic:spPr>
+                </pic:pic>
+              </a:graphicData>
+            </a:graphic>
+          </wp:inline>
+        </w:drawing>
+      </w:r>
+    </w:p>
+    <w:p>
+      <w:pPr>
+        <w:numPr>
+          <w:ilvl w:val="0"/>
+          <w:numId w:val="1"/>
+        </w:numPr>
+        <w:jc w:val="both"/>
+        <w:rPr>
+          <w:rFonts w:ascii="Times New Roman" w:hAnsi="Times New Roman" w:cs="Times New Roman"/>
+          <w:b/>
+          <w:bCs/>
+          <w:vanish/>
+          <w:sz w:val="28"/>
+          <w:szCs w:val="28"/>
+        </w:rPr>
+      </w:pPr>
+    </w:p>
+    <w:p>
+      <w:pPr>
+        <w:jc w:val="both"/>
+        <w:rPr>
+          <w:rFonts w:ascii="Times New Roman" w:hAnsi="Times New Roman" w:cs="Times New Roman"/>
+          <w:b/>
+          <w:bCs/>
+          <w:vanish/>
+          <w:sz w:val="28"/>
+          <w:szCs w:val="28"/>
+        </w:rPr>
+      </w:pPr>
+      <w:r>
+        <w:rPr>
+          <w:rFonts w:ascii="Times New Roman" w:hAnsi="Times New Roman" w:cs="Times New Roman"/>
+          <w:b/>
+          <w:bCs/>
+          <w:vanish/>
+          <w:sz w:val="28"/>
+          <w:szCs w:val="28"/>
+        </w:rPr>
+        <w:t>Bottom of Form</w:t>
+      </w:r>
+    </w:p>
+    <w:p>
+      <w:pPr>
+        <w:jc w:val="both"/>
+        <w:rPr>
+          <w:rFonts w:ascii="Times New Roman" w:hAnsi="Times New Roman" w:cs="Times New Roman"/>
+          <w:sz w:val="28"/>
+          <w:szCs w:val="28"/>
+        </w:rPr>
+      </w:pPr>
+      <w:r>
+        <w:rPr>
+          <w:rFonts w:ascii="Times New Roman" w:hAnsi="Times New Roman" w:cs="Times New Roman"/>
+          <w:b/>
+          <w:bCs/>
+          <w:sz w:val="28"/>
+          <w:szCs w:val="28"/>
+        </w:rPr>
+        <w:t>Devices powered</w:t>
+      </w:r>
+      <w:r>
+        <w:rPr>
+          <w:rFonts w:ascii="Times New Roman" w:hAnsi="Times New Roman" w:cs="Times New Roman"/>
+          <w:sz w:val="28"/>
+          <w:szCs w:val="28"/>
+        </w:rPr>
+        <w:t>: Older hard drives, optical drives and some case fans.</w:t>
+      </w:r>
+    </w:p>
+    <w:p>
+      <w:pPr>
+        <w:jc w:val="both"/>
+        <w:rPr>
+          <w:rFonts w:ascii="Times New Roman" w:hAnsi="Times New Roman" w:cs="Times New Roman"/>
+          <w:sz w:val="28"/>
+          <w:szCs w:val="28"/>
+        </w:rPr>
+      </w:pPr>
+      <w:r>
+        <w:rPr>
+          <w:rFonts w:ascii="Times New Roman" w:hAnsi="Times New Roman" w:cs="Times New Roman"/>
+          <w:b/>
+          <w:bCs/>
+          <w:sz w:val="28"/>
+          <w:szCs w:val="28"/>
+        </w:rPr>
+        <w:t xml:space="preserve">Safety tip: </w:t>
+      </w:r>
+      <w:r>
+        <w:rPr>
+          <w:rFonts w:ascii="Times New Roman" w:hAnsi="Times New Roman" w:cs="Times New Roman"/>
+          <w:sz w:val="28"/>
+          <w:szCs w:val="28"/>
+        </w:rPr>
+        <w:t>Check the connector orientation and disconnect it only when the PC is powered off</w:t>
+      </w:r>
+    </w:p>
+    <w:p>
+      <w:pPr>
+        <w:spacing w:line="256" w:lineRule="auto"/>
+        <w:rPr>
+          <w:rFonts w:ascii="Times New Roman" w:hAnsi="Times New Roman" w:cs="Times New Roman"/>
+          <w:b/>
+          <w:bCs/>
+          <w:sz w:val="28"/>
+          <w:szCs w:val="28"/>
+        </w:rPr>
+      </w:pPr>
+      <w:r>
+        <w:rPr>
+          <w:rFonts w:ascii="Times New Roman" w:hAnsi="Times New Roman" w:cs="Times New Roman"/>
+          <w:b/>
+          <w:bCs/>
+          <w:sz w:val="28"/>
+          <w:szCs w:val="28"/>
+        </w:rPr>
+        <w:t>4.</w:t>
+      </w:r>
+      <w:r>
+        <w:rPr>
+          <w:rFonts w:ascii="Times New Roman" w:hAnsi="Times New Roman" w:cs="Times New Roman"/>
+          <w:b/>
+          <w:bCs/>
+          <w:sz w:val="28"/>
+          <w:szCs w:val="28"/>
+        </w:rPr>
+        <w:t>PCIe 6/8-pin graphics card connector</w:t>
+      </w:r>
+    </w:p>
+    <w:p>
+      <w:pPr>
+        <w:spacing w:line="256" w:lineRule="auto"/>
+        <w:rPr>
+          <w:rFonts w:ascii="Times New Roman" w:hAnsi="Times New Roman" w:cs="Times New Roman"/>
+          <w:b/>
+          <w:bCs/>
+          <w:sz w:val="28"/>
+          <w:szCs w:val="28"/>
+        </w:rPr>
+      </w:pPr>
+    </w:p>
+    <w:p>
+      <w:pPr>
+        <w:ind w:left="360"/>
+        <w:rPr>
+          <w:b/>
+          <w:bCs/>
+        </w:rPr>
+      </w:pPr>
+      <w:r>
+        <w:rPr>
+          <w:noProof/>
+        </w:rPr>
+        <w:drawing>
+          <wp:inline distT="0" distB="0" distL="0" distR="0" wp14:anchorId="4738AC5C" wp14:editId="1F4517DC">
+            <wp:extent cx="3829050" cy="3448050"/>
+            <wp:effectExtent l="0" t="0" r="0" b="0"/>
+            <wp:docPr id="1232780944" name="Picture 7" descr="Corsair Sleeved (Type 3) (CP-8920111)"/>
+            <wp:cNvGraphicFramePr>
+              <a:graphicFrameLocks xmlns:a="http://schemas.openxmlformats.org/drawingml/2006/main" noChangeAspect="1"/>
+            </wp:cNvGraphicFramePr>
+            <a:graphic xmlns:a="http://schemas.openxmlformats.org/drawingml/2006/main">
+              <a:graphicData uri="http://schemas.openxmlformats.org/drawingml/2006/picture">
+                <pic:pic xmlns:pic="http://schemas.openxmlformats.org/drawingml/2006/picture">
+                  <pic:nvPicPr>
+                    <pic:cNvPr id="0" name="Picture 4" descr="Corsair Sleeved (Type 3) (CP-8920111)"/>
+                    <pic:cNvPicPr>
+                      <a:picLocks noChangeAspect="1" noChangeArrowheads="1"/>
+                    </pic:cNvPicPr>
+                  </pic:nvPicPr>
+                  <pic:blipFill>
+                    <a:blip r:embed="rId8">
+                      <a:extLst>
+                        <a:ext uri="{28A0092B-C50C-407E-A947-70E740481C1C}">
+                          <a14:useLocalDpi xmlns:a14="http://schemas.microsoft.com/office/drawing/2010/main" val="0"/>
+                        </a:ext>
+                      </a:extLst>
+                    </a:blip>
+                    <a:srcRect/>
+                    <a:stretch>
+                      <a:fillRect/>
+                    </a:stretch>
+                  </pic:blipFill>
+                  <pic:spPr bwMode="auto">
+                    <a:xfrm>
+                      <a:off x="0" y="0"/>
+                      <a:ext cx="3829050" cy="3448050"/>
+                    </a:xfrm>
+                    <a:prstGeom prst="rect">
+                      <a:avLst/>
+                    </a:prstGeom>
+                    <a:noFill/>
+                    <a:ln>
+                      <a:noFill/>
+                    </a:ln>
+                  </pic:spPr>
+                </pic:pic>
+              </a:graphicData>
+            </a:graphic>
+          </wp:inline>
+        </w:drawing>
+      </w:r>
+    </w:p>
+    <w:p>
+      <w:pPr>
+        <w:rPr>
+          <w:rFonts w:ascii="Times New Roman" w:hAnsi="Times New Roman" w:cs="Times New Roman"/>
+          <w:sz w:val="28"/>
+          <w:szCs w:val="28"/>
+        </w:rPr>
+      </w:pPr>
+      <w:r>
+        <w:rPr>
+          <w:rFonts w:ascii="Times New Roman" w:hAnsi="Times New Roman" w:cs="Times New Roman"/>
+          <w:sz w:val="28"/>
+          <w:szCs w:val="28"/>
+        </w:rPr>
+        <w:t xml:space="preserve"> </w:t>
+      </w:r>
+      <w:r>
+        <w:rPr>
+          <w:rFonts w:ascii="Times New Roman" w:hAnsi="Times New Roman" w:cs="Times New Roman"/>
+          <w:b/>
+          <w:bCs/>
+          <w:sz w:val="28"/>
+          <w:szCs w:val="28"/>
+        </w:rPr>
+        <w:t>Devices powered</w:t>
+      </w:r>
+      <w:r>
+        <w:rPr>
+          <w:rFonts w:ascii="Times New Roman" w:hAnsi="Times New Roman" w:cs="Times New Roman"/>
+          <w:sz w:val="28"/>
+          <w:szCs w:val="28"/>
+        </w:rPr>
+        <w:t>: Graphics cards (GPUs) that require additional power.</w:t>
+      </w:r>
+    </w:p>
+    <w:p>
+      <w:pPr>
+        <w:rPr>
+          <w:rFonts w:ascii="Times New Roman" w:hAnsi="Times New Roman" w:cs="Times New Roman"/>
+          <w:sz w:val="28"/>
+          <w:szCs w:val="28"/>
+        </w:rPr>
+      </w:pPr>
+      <w:r>
+        <w:rPr>
+          <w:rFonts w:ascii="Times New Roman" w:hAnsi="Times New Roman" w:cs="Times New Roman"/>
+          <w:sz w:val="28"/>
+          <w:szCs w:val="28"/>
+        </w:rPr>
+        <w:t xml:space="preserve"> </w:t>
+      </w:r>
+      <w:r>
+        <w:rPr>
+          <w:rFonts w:ascii="Times New Roman" w:hAnsi="Times New Roman" w:cs="Times New Roman"/>
+          <w:b/>
+          <w:bCs/>
+          <w:sz w:val="28"/>
+          <w:szCs w:val="28"/>
+        </w:rPr>
+        <w:t>Safety tip</w:t>
+      </w:r>
+      <w:r>
+        <w:rPr>
+          <w:rFonts w:ascii="Times New Roman" w:hAnsi="Times New Roman" w:cs="Times New Roman"/>
+          <w:sz w:val="28"/>
+          <w:szCs w:val="28"/>
+        </w:rPr>
+        <w:t>: Use the correct PCIe cable, not the CPU/EPS cable, and ensure the connector is fully seated</w:t>
+      </w:r>
+    </w:p>
+    <w:p>
+      <w:pPr>
+        <w:jc w:val="both"/>
+        <w:rPr>
+          <w:rFonts w:ascii="Times New Roman" w:hAnsi="Times New Roman" w:cs="Times New Roman"/>
+          <w:b/>
+          <w:bCs/>
+          <w:sz w:val="28"/>
+          <w:szCs w:val="28"/>
+        </w:rPr>
+      </w:pPr>
+      <w:r>
+        <w:rPr>
+          <w:rFonts w:ascii="Times New Roman" w:hAnsi="Times New Roman" w:cs="Times New Roman"/>
+          <w:b/>
+          <w:bCs/>
+          <w:sz w:val="28"/>
+          <w:szCs w:val="28"/>
+        </w:rPr>
+        <w:lastRenderedPageBreak/>
+        <w:t>QUE-04</w:t>
+      </w:r>
+      <w:r>
+        <w:rPr>
+          <w:rFonts w:ascii="Times New Roman" w:hAnsi="Times New Roman" w:cs="Times New Roman"/>
+          <w:b/>
+          <w:bCs/>
+          <w:sz w:val="28"/>
+          <w:szCs w:val="28"/>
+        </w:rPr>
+        <w:t xml:space="preserve"> </w:t>
+      </w:r>
+      <w:r>
+        <w:rPr>
+          <w:rFonts w:ascii="Times New Roman" w:hAnsi="Times New Roman" w:cs="Times New Roman"/>
+          <w:sz w:val="28"/>
+          <w:szCs w:val="28"/>
+        </w:rPr>
+        <w:t>Imagine you are setting up a new gaming PC. List the steps you would follow to connect the SMPS to the motherboard, graphics card, and storage devices, mentioning which specific cables and connectors are used for each.</w:t>
+      </w:r>
+    </w:p>
+    <w:p>
+      <w:pPr>
+        <w:jc w:val="both"/>
+        <w:rPr>
+          <w:rFonts w:ascii="Times New Roman" w:hAnsi="Times New Roman" w:cs="Times New Roman"/>
+          <w:b/>
+          <w:bCs/>
+          <w:sz w:val="28"/>
+          <w:szCs w:val="28"/>
+        </w:rPr>
+      </w:pPr>
+      <w:r>
+        <w:rPr>
+          <w:rFonts w:ascii="Times New Roman" w:hAnsi="Times New Roman" w:cs="Times New Roman"/>
+          <w:b/>
+          <w:bCs/>
+          <w:sz w:val="28"/>
+          <w:szCs w:val="28"/>
+        </w:rPr>
+        <w:t>ANS</w:t>
+      </w:r>
+    </w:p>
+    <w:p>
+      <w:pPr>
+        <w:jc w:val="both"/>
+        <w:rPr>
+          <w:rFonts w:ascii="Times New Roman" w:hAnsi="Times New Roman" w:cs="Times New Roman"/>
+          <w:sz w:val="28"/>
+          <w:szCs w:val="28"/>
+        </w:rPr>
+      </w:pPr>
+      <w:r>
+        <w:rPr>
+          <w:rFonts w:ascii="Times New Roman" w:hAnsi="Times New Roman" w:cs="Times New Roman"/>
+          <w:sz w:val="28"/>
+          <w:szCs w:val="28"/>
+        </w:rPr>
+        <w:t>Steps to Connect the SMPS in a Gaming PC</w:t>
+      </w:r>
+    </w:p>
+    <w:p>
+      <w:pPr>
+        <w:jc w:val="both"/>
+        <w:rPr>
+          <w:rFonts w:ascii="Times New Roman" w:hAnsi="Times New Roman" w:cs="Times New Roman"/>
+          <w:sz w:val="28"/>
+          <w:szCs w:val="28"/>
+        </w:rPr>
+      </w:pPr>
+      <w:r>
+        <w:rPr>
+          <w:rFonts w:ascii="Times New Roman" w:hAnsi="Times New Roman" w:cs="Times New Roman"/>
+          <w:sz w:val="28"/>
+          <w:szCs w:val="28"/>
+        </w:rPr>
+        <w:t>1. Switch off the power: Turn off and unplug the PC before connecting any cables. Mount the SMPS securely inside the cabinet.</w:t>
+      </w:r>
+    </w:p>
+    <w:p>
+      <w:pPr>
+        <w:jc w:val="both"/>
+        <w:rPr>
+          <w:rFonts w:ascii="Times New Roman" w:hAnsi="Times New Roman" w:cs="Times New Roman"/>
+          <w:sz w:val="28"/>
+          <w:szCs w:val="28"/>
+        </w:rPr>
+      </w:pPr>
+      <w:r>
+        <w:rPr>
+          <w:rFonts w:ascii="Times New Roman" w:hAnsi="Times New Roman" w:cs="Times New Roman"/>
+          <w:sz w:val="28"/>
+          <w:szCs w:val="28"/>
+        </w:rPr>
+        <w:t>2. Connect the motherboard: Use the 24-pin ATX power connector from the SMPS and plug it into the motherboard’s main power socket.</w:t>
+      </w:r>
+    </w:p>
+    <w:p>
+      <w:pPr>
+        <w:jc w:val="both"/>
+        <w:rPr>
+          <w:rFonts w:ascii="Times New Roman" w:hAnsi="Times New Roman" w:cs="Times New Roman"/>
+          <w:sz w:val="28"/>
+          <w:szCs w:val="28"/>
+        </w:rPr>
+      </w:pPr>
+      <w:r>
+        <w:rPr>
+          <w:rFonts w:ascii="Times New Roman" w:hAnsi="Times New Roman" w:cs="Times New Roman"/>
+          <w:sz w:val="28"/>
+          <w:szCs w:val="28"/>
+        </w:rPr>
+        <w:t>3. Connect CPU power: Use the 4+4-pin or 8-pin EPS/CPU power connector and connect it to the CPU power socket on the motherboard.</w:t>
+      </w:r>
+    </w:p>
+    <w:p>
+      <w:pPr>
+        <w:jc w:val="both"/>
+        <w:rPr>
+          <w:rFonts w:ascii="Times New Roman" w:hAnsi="Times New Roman" w:cs="Times New Roman"/>
+          <w:sz w:val="28"/>
+          <w:szCs w:val="28"/>
+        </w:rPr>
+      </w:pPr>
+      <w:r>
+        <w:rPr>
+          <w:rFonts w:ascii="Times New Roman" w:hAnsi="Times New Roman" w:cs="Times New Roman"/>
+          <w:sz w:val="28"/>
+          <w:szCs w:val="28"/>
+        </w:rPr>
+        <w:t>4. Connect the graphics card: Use the 6+2-pin or 8-pin PCIe power connector, or the appropriate 16-pin GPU power cable, depending on the graphics card model.</w:t>
+      </w:r>
+    </w:p>
+    <w:p>
+      <w:pPr>
+        <w:jc w:val="both"/>
+        <w:rPr>
+          <w:rFonts w:ascii="Times New Roman" w:hAnsi="Times New Roman" w:cs="Times New Roman"/>
+          <w:sz w:val="28"/>
+          <w:szCs w:val="28"/>
+        </w:rPr>
+      </w:pPr>
+      <w:r>
+        <w:rPr>
+          <w:rFonts w:ascii="Times New Roman" w:hAnsi="Times New Roman" w:cs="Times New Roman"/>
+          <w:sz w:val="28"/>
+          <w:szCs w:val="28"/>
+        </w:rPr>
+        <w:t>5. Connect storage devices: Use the SATA power connector to supply power to SATA HDDs, SSDs, and optical drives. Older devices may use a 4-pin Molex connector.</w:t>
+      </w:r>
+    </w:p>
+    <w:p>
+      <w:pPr>
+        <w:jc w:val="both"/>
+        <w:rPr>
+          <w:rFonts w:ascii="Times New Roman" w:hAnsi="Times New Roman" w:cs="Times New Roman"/>
+          <w:sz w:val="28"/>
+          <w:szCs w:val="28"/>
+        </w:rPr>
+      </w:pPr>
+      <w:r>
+        <w:rPr>
+          <w:rFonts w:ascii="Times New Roman" w:hAnsi="Times New Roman" w:cs="Times New Roman"/>
+          <w:sz w:val="28"/>
+          <w:szCs w:val="28"/>
+        </w:rPr>
+        <w:t>6. Check all connections: Ensure every connector is fully inserted and locked. Use only cables compatible with the SMPS, especially with modular power supplies.</w:t>
+      </w:r>
+    </w:p>
+    <w:p>
+      <w:pPr>
+        <w:jc w:val="both"/>
+        <w:rPr>
+          <w:rFonts w:ascii="Times New Roman" w:hAnsi="Times New Roman" w:cs="Times New Roman"/>
+          <w:sz w:val="28"/>
+          <w:szCs w:val="28"/>
+        </w:rPr>
+      </w:pPr>
+      <w:r>
+        <w:rPr>
+          <w:rFonts w:ascii="Times New Roman" w:hAnsi="Times New Roman" w:cs="Times New Roman"/>
+          <w:sz w:val="28"/>
+          <w:szCs w:val="28"/>
+        </w:rPr>
+        <w:t>7. Start the PC: Connect the power cord, switch on the SMPS, and start the computer to check that all components receive power.</w:t>
+      </w:r>
+    </w:p>
+    <w:p>
+      <w:pPr>
+        <w:jc w:val="both"/>
+        <w:rPr>
+          <w:rFonts w:ascii="Times New Roman" w:hAnsi="Times New Roman" w:cs="Times New Roman"/>
+          <w:sz w:val="28"/>
+          <w:szCs w:val="28"/>
         </w:rPr>
       </w:pPr>
     </w:p>
     <w:sectPr>
       <w:pgSz w:w="11906" w:h="16838"/>
       <w:pgMar w:top="1440" w:right="1440" w:bottom="1440" w:left="1440" w:header="708" w:footer="708" w:gutter="0"/>
+      <w:pgBorders w:offsetFrom="page">
+        <w:top w:val="single" w:sz="4" w:space="24" w:color="auto"/>
+        <w:left w:val="single" w:sz="4" w:space="24" w:color="auto"/>
+        <w:bottom w:val="single" w:sz="4" w:space="24" w:color="auto"/>
+        <w:right w:val="single" w:sz="4" w:space="24" w:color="auto"/>
+      </w:pgBorders>
       <w:cols w:space="708"/>
       <w:docGrid w:linePitch="360"/>
     </w:sectPr>
   </w:body>
 </w:document>
+</file>
+
+<file path=word/numbering.xml><?xml version="1.0" encoding="utf-8"?>
+<w:numbering xmlns:wpc="http://schemas.microsoft.com/office/word/2010/wordprocessingCanvas" xmlns:cx="http://schemas.microsoft.com/office/drawing/2014/chartex" xmlns:cx1="http://schemas.microsoft.com/office/drawing/2015/9/8/chartex" xmlns:cx2="http://schemas.microsoft.com/office/drawing/2015/10/21/chartex" xmlns:cx3="http://schemas.microsoft.com/office/drawing/2016/5/9/chartex" xmlns:cx4="http://schemas.microsoft.com/office/drawing/2016/5/10/chartex" xmlns:cx5="http://schemas.microsoft.com/office/drawing/2016/5/11/chartex" xmlns:cx6="http://schemas.microsoft.com/office/drawing/2016/5/12/chartex" xmlns:cx7="http://schemas.microsoft.com/office/drawing/2016/5/13/chartex" xmlns:cx8="http://schemas.microsoft.com/office/drawing/2016/5/14/chartex" xmlns:mc="http://schemas.openxmlformats.org/markup-compatibility/2006" xmlns:aink="http://schemas.microsoft.com/office/drawing/2016/ink" xmlns:am3d="http://schemas.microsoft.com/office/drawing/2017/model3d" xmlns:o="urn:schemas-microsoft-com:office:office" xmlns:oel="http://schemas.microsoft.com/office/2019/extlst" xmlns:r="http://schemas.openxmlformats.org/officeDocument/2006/relationships" xmlns:m="http://schemas.openxmlformats.org/officeDocument/2006/math" xmlns:v="urn:schemas-microsoft-com:vml" xmlns:wp14="http://schemas.microsoft.com/office/word/2010/wordprocessingDrawing" xmlns:wp="http://schemas.openxmlformats.org/drawingml/2006/wordprocessingDrawing" xmlns:w10="urn:schemas-microsoft-com:office:word" xmlns:w="http://schemas.openxmlformats.org/wordprocessingml/2006/main" xmlns:w14="http://schemas.microsoft.com/office/word/2010/wordml" xmlns:w15="http://schemas.microsoft.com/office/word/2012/wordml" xmlns:w16cex="http://schemas.microsoft.com/office/word/2018/wordml/cex" xmlns:w16cid="http://schemas.microsoft.com/office/word/2016/wordml/cid" xmlns:w16="http://schemas.microsoft.com/office/word/2018/wordml" xmlns:w16du="http://schemas.microsoft.com/office/word/2023/wordml/word16du" xmlns:w16sdtdh="http://schemas.microsoft.com/office/word/2020/wordml/sdtdatahash" xmlns:w16sdtfl="http://schemas.microsoft.com/office/word/2024/wordml/sdtformatlock" xmlns:w16se="http://schemas.microsoft.com/office/word/2015/wordml/symex" xmlns:wpg="http://schemas.microsoft.com/office/word/2010/wordprocessingGroup" xmlns:wpi="http://schemas.microsoft.com/office/word/2010/wordprocessingInk" xmlns:wne="http://schemas.microsoft.com/office/word/2006/wordml" xmlns:wps="http://schemas.microsoft.com/office/word/2010/wordprocessingShape" mc:Ignorable="w14 w15 w16se w16cid w16 w16cex w16sdtdh w16sdtfl w16du wp14">
+  <w:abstractNum w:abstractNumId="0" w15:restartNumberingAfterBreak="0">
+    <w:nsid w:val="18256E00"/>
+    <w:multiLevelType w:val="hybridMultilevel"/>
+    <w:tmpl w:val="894493DC"/>
+    <w:lvl w:ilvl="0" w:tplc="4009000F">
+      <w:start w:val="1"/>
+      <w:numFmt w:val="decimal"/>
+      <w:lvlText w:val="%1."/>
+      <w:lvlJc w:val="left"/>
+      <w:pPr>
+        <w:ind w:left="720" w:hanging="360"/>
+      </w:pPr>
+    </w:lvl>
+    <w:lvl w:ilvl="1" w:tplc="40090019">
+      <w:start w:val="1"/>
+      <w:numFmt w:val="lowerLetter"/>
+      <w:lvlText w:val="%2."/>
+      <w:lvlJc w:val="left"/>
+      <w:pPr>
+        <w:ind w:left="1440" w:hanging="360"/>
+      </w:pPr>
+    </w:lvl>
+    <w:lvl w:ilvl="2" w:tplc="4009001B">
+      <w:start w:val="1"/>
+      <w:numFmt w:val="lowerRoman"/>
+      <w:lvlText w:val="%3."/>
+      <w:lvlJc w:val="right"/>
+      <w:pPr>
+        <w:ind w:left="2160" w:hanging="180"/>
+      </w:pPr>
+    </w:lvl>
+    <w:lvl w:ilvl="3" w:tplc="4009000F">
+      <w:start w:val="1"/>
+      <w:numFmt w:val="decimal"/>
+      <w:lvlText w:val="%4."/>
+      <w:lvlJc w:val="left"/>
+      <w:pPr>
+        <w:ind w:left="2880" w:hanging="360"/>
+      </w:pPr>
+    </w:lvl>
+    <w:lvl w:ilvl="4" w:tplc="40090019">
+      <w:start w:val="1"/>
+      <w:numFmt w:val="lowerLetter"/>
+      <w:lvlText w:val="%5."/>
+      <w:lvlJc w:val="left"/>
+      <w:pPr>
+        <w:ind w:left="3600" w:hanging="360"/>
+      </w:pPr>
+    </w:lvl>
+    <w:lvl w:ilvl="5" w:tplc="4009001B">
+      <w:start w:val="1"/>
+      <w:numFmt w:val="lowerRoman"/>
+      <w:lvlText w:val="%6."/>
+      <w:lvlJc w:val="right"/>
+      <w:pPr>
+        <w:ind w:left="4320" w:hanging="180"/>
+      </w:pPr>
+    </w:lvl>
+    <w:lvl w:ilvl="6" w:tplc="4009000F">
+      <w:start w:val="1"/>
+      <w:numFmt w:val="decimal"/>
+      <w:lvlText w:val="%7."/>
+      <w:lvlJc w:val="left"/>
+      <w:pPr>
+        <w:ind w:left="5040" w:hanging="360"/>
+      </w:pPr>
+    </w:lvl>
+    <w:lvl w:ilvl="7" w:tplc="40090019">
+      <w:start w:val="1"/>
+      <w:numFmt w:val="lowerLetter"/>
+      <w:lvlText w:val="%8."/>
+      <w:lvlJc w:val="left"/>
+      <w:pPr>
+        <w:ind w:left="5760" w:hanging="360"/>
+      </w:pPr>
+    </w:lvl>
+    <w:lvl w:ilvl="8" w:tplc="4009001B">
+      <w:start w:val="1"/>
+      <w:numFmt w:val="lowerRoman"/>
+      <w:lvlText w:val="%9."/>
+      <w:lvlJc w:val="right"/>
+      <w:pPr>
+        <w:ind w:left="6480" w:hanging="180"/>
+      </w:pPr>
+    </w:lvl>
+  </w:abstractNum>
+  <w:abstractNum w:abstractNumId="1" w15:restartNumberingAfterBreak="0">
+    <w:nsid w:val="62B167C7"/>
+    <w:multiLevelType w:val="hybridMultilevel"/>
+    <w:tmpl w:val="894493DC"/>
+    <w:lvl w:ilvl="0" w:tplc="FFFFFFFF">
+      <w:start w:val="1"/>
+      <w:numFmt w:val="decimal"/>
+      <w:lvlText w:val="%1."/>
+      <w:lvlJc w:val="left"/>
+      <w:pPr>
+        <w:ind w:left="720" w:hanging="360"/>
+      </w:pPr>
+    </w:lvl>
+    <w:lvl w:ilvl="1" w:tplc="FFFFFFFF">
+      <w:start w:val="1"/>
+      <w:numFmt w:val="lowerLetter"/>
+      <w:lvlText w:val="%2."/>
+      <w:lvlJc w:val="left"/>
+      <w:pPr>
+        <w:ind w:left="1440" w:hanging="360"/>
+      </w:pPr>
+    </w:lvl>
+    <w:lvl w:ilvl="2" w:tplc="FFFFFFFF">
+      <w:start w:val="1"/>
+      <w:numFmt w:val="lowerRoman"/>
+      <w:lvlText w:val="%3."/>
+      <w:lvlJc w:val="right"/>
+      <w:pPr>
+        <w:ind w:left="2160" w:hanging="180"/>
+      </w:pPr>
+    </w:lvl>
+    <w:lvl w:ilvl="3" w:tplc="FFFFFFFF">
+      <w:start w:val="1"/>
+      <w:numFmt w:val="decimal"/>
+      <w:lvlText w:val="%4."/>
+      <w:lvlJc w:val="left"/>
+      <w:pPr>
+        <w:ind w:left="2880" w:hanging="360"/>
+      </w:pPr>
+    </w:lvl>
+    <w:lvl w:ilvl="4" w:tplc="FFFFFFFF">
+      <w:start w:val="1"/>
+      <w:numFmt w:val="lowerLetter"/>
+      <w:lvlText w:val="%5."/>
+      <w:lvlJc w:val="left"/>
+      <w:pPr>
+        <w:ind w:left="3600" w:hanging="360"/>
+      </w:pPr>
+    </w:lvl>
+    <w:lvl w:ilvl="5" w:tplc="FFFFFFFF">
+      <w:start w:val="1"/>
+      <w:numFmt w:val="lowerRoman"/>
+      <w:lvlText w:val="%6."/>
+      <w:lvlJc w:val="right"/>
+      <w:pPr>
+        <w:ind w:left="4320" w:hanging="180"/>
+      </w:pPr>
+    </w:lvl>
+    <w:lvl w:ilvl="6" w:tplc="FFFFFFFF">
+      <w:start w:val="1"/>
+      <w:numFmt w:val="decimal"/>
+      <w:lvlText w:val="%7."/>
+      <w:lvlJc w:val="left"/>
+      <w:pPr>
+        <w:ind w:left="5040" w:hanging="360"/>
+      </w:pPr>
+    </w:lvl>
+    <w:lvl w:ilvl="7" w:tplc="FFFFFFFF">
+      <w:start w:val="1"/>
+      <w:numFmt w:val="lowerLetter"/>
+      <w:lvlText w:val="%8."/>
+      <w:lvlJc w:val="left"/>
+      <w:pPr>
+        <w:ind w:left="5760" w:hanging="360"/>
+      </w:pPr>
+    </w:lvl>
+    <w:lvl w:ilvl="8" w:tplc="FFFFFFFF">
+      <w:start w:val="1"/>
+      <w:numFmt w:val="lowerRoman"/>
+      <w:lvlText w:val="%9."/>
+      <w:lvlJc w:val="right"/>
+      <w:pPr>
+        <w:ind w:left="6480" w:hanging="180"/>
+      </w:pPr>
+    </w:lvl>
+  </w:abstractNum>
+  <w:num w:numId="1" w16cid:durableId="287130623">
+    <w:abstractNumId w:val="0"/>
+    <w:lvlOverride w:ilvl="0">
+      <w:startOverride w:val="1"/>
+    </w:lvlOverride>
+    <w:lvlOverride w:ilvl="1">
+      <w:startOverride w:val="1"/>
+    </w:lvlOverride>
+    <w:lvlOverride w:ilvl="2">
+      <w:startOverride w:val="1"/>
+    </w:lvlOverride>
+    <w:lvlOverride w:ilvl="3">
+      <w:startOverride w:val="1"/>
+    </w:lvlOverride>
+    <w:lvlOverride w:ilvl="4">
+      <w:startOverride w:val="1"/>
+    </w:lvlOverride>
+    <w:lvlOverride w:ilvl="5">
+      <w:startOverride w:val="1"/>
+    </w:lvlOverride>
+    <w:lvlOverride w:ilvl="6">
+      <w:startOverride w:val="1"/>
+    </w:lvlOverride>
+    <w:lvlOverride w:ilvl="7">
+      <w:startOverride w:val="1"/>
+    </w:lvlOverride>
+    <w:lvlOverride w:ilvl="8">
+      <w:startOverride w:val="1"/>
+    </w:lvlOverride>
+  </w:num>
+  <w:num w:numId="2" w16cid:durableId="1736005846">
+    <w:abstractNumId w:val="0"/>
+  </w:num>
+  <w:num w:numId="3" w16cid:durableId="428166105">
+    <w:abstractNumId w:val="1"/>
+  </w:num>
+</w:numbering>
 </file>
 
 <file path=word/styles.xml><?xml version="1.0" encoding="utf-8"?>
@@ -1364,7 +2926,6 @@
   <w:style w:type="character" w:default="1" w:styleId="DefaultParagraphFont">
     <w:name w:val="Default Paragraph Font"/>
     <w:uiPriority w:val="1"/>
-    <w:semiHidden/>
     <w:unhideWhenUsed/>
   </w:style>
   <w:style w:type="table" w:default="1" w:styleId="TableNormal">

--- a/A+ - Peripherals and Power Supply/A+ - Peripherals and Power Supply DAY-02.docx
+++ b/A+ - Peripherals and Power Supply/A+ - Peripherals and Power Supply DAY-02.docx
@@ -14,7 +14,6 @@
           <w:lang w:val="en-US"/>
         </w:rPr>
       </w:pPr>
-      <w:proofErr w:type="spellStart"/>
       <w:r>
         <w:rPr>
           <w:rFonts w:ascii="Times New Roman" w:hAnsi="Times New Roman" w:cs="Times New Roman"/>
@@ -24,19 +23,7 @@
           <w:szCs w:val="44"/>
           <w:lang w:val="en-US"/>
         </w:rPr>
-        <w:t>CompTia</w:t>
-      </w:r>
-      <w:proofErr w:type="spellEnd"/>
-      <w:r>
-        <w:rPr>
-          <w:rFonts w:ascii="Times New Roman" w:hAnsi="Times New Roman" w:cs="Times New Roman"/>
-          <w:b/>
-          <w:bCs/>
-          <w:sz w:val="44"/>
-          <w:szCs w:val="44"/>
-          <w:lang w:val="en-US"/>
-        </w:rPr>
-        <w:t xml:space="preserve"> A+</w:t>
+        <w:t>CompTia A+</w:t>
       </w:r>
     </w:p>
     <w:p>
@@ -728,79 +715,7 @@
           <w:sz w:val="28"/>
           <w:szCs w:val="28"/>
         </w:rPr>
-        <w:t>Draw and label a diagram showing the main internal components of a typical SMPS unit found in a desktop PC, including AC input, rectifier, transformer, and DC output sections.&lt;</w:t>
-      </w:r>
-      <w:proofErr w:type="spellStart"/>
-      <w:r>
-        <w:rPr>
-          <w:rFonts w:ascii="Times New Roman" w:hAnsi="Times New Roman" w:cs="Times New Roman"/>
-          <w:sz w:val="28"/>
-          <w:szCs w:val="28"/>
-        </w:rPr>
-        <w:t>br</w:t>
-      </w:r>
-      <w:proofErr w:type="spellEnd"/>
-      <w:r>
-        <w:rPr>
-          <w:rFonts w:ascii="Times New Roman" w:hAnsi="Times New Roman" w:cs="Times New Roman"/>
-          <w:sz w:val="28"/>
-          <w:szCs w:val="28"/>
-        </w:rPr>
-        <w:t>&gt;&lt;</w:t>
-      </w:r>
-      <w:proofErr w:type="spellStart"/>
-      <w:r>
-        <w:rPr>
-          <w:rFonts w:ascii="Times New Roman" w:hAnsi="Times New Roman" w:cs="Times New Roman"/>
-          <w:sz w:val="28"/>
-          <w:szCs w:val="28"/>
-        </w:rPr>
-        <w:t>br</w:t>
-      </w:r>
-      <w:proofErr w:type="spellEnd"/>
-      <w:r>
-        <w:rPr>
-          <w:rFonts w:ascii="Times New Roman" w:hAnsi="Times New Roman" w:cs="Times New Roman"/>
-          <w:sz w:val="28"/>
-          <w:szCs w:val="28"/>
-        </w:rPr>
-        <w:t>&gt;&lt;</w:t>
-      </w:r>
-      <w:proofErr w:type="spellStart"/>
-      <w:r>
-        <w:rPr>
-          <w:rFonts w:ascii="Times New Roman" w:hAnsi="Times New Roman" w:cs="Times New Roman"/>
-          <w:sz w:val="28"/>
-          <w:szCs w:val="28"/>
-        </w:rPr>
-        <w:t>em</w:t>
-      </w:r>
-      <w:proofErr w:type="spellEnd"/>
-      <w:r>
-        <w:rPr>
-          <w:rFonts w:ascii="Times New Roman" w:hAnsi="Times New Roman" w:cs="Times New Roman"/>
-          <w:sz w:val="28"/>
-          <w:szCs w:val="28"/>
-        </w:rPr>
-        <w:t>&gt;&lt;strong&gt;Hint:&lt;/strong&gt; You can hand-draw and upload a photo, or use any free diagram tool like draw.io.&lt;/</w:t>
-      </w:r>
-      <w:proofErr w:type="spellStart"/>
-      <w:r>
-        <w:rPr>
-          <w:rFonts w:ascii="Times New Roman" w:hAnsi="Times New Roman" w:cs="Times New Roman"/>
-          <w:sz w:val="28"/>
-          <w:szCs w:val="28"/>
-        </w:rPr>
-        <w:t>em</w:t>
-      </w:r>
-      <w:proofErr w:type="spellEnd"/>
-      <w:r>
-        <w:rPr>
-          <w:rFonts w:ascii="Times New Roman" w:hAnsi="Times New Roman" w:cs="Times New Roman"/>
-          <w:sz w:val="28"/>
-          <w:szCs w:val="28"/>
-        </w:rPr>
-        <w:t>&gt;</w:t>
+        <w:t>Draw and label a diagram showing the main internal components of a typical SMPS unit found in a desktop PC, including AC input, rectifier, transformer, and DC output sections.&lt;br&gt;&lt;br&gt;&lt;em&gt;&lt;strong&gt;Hint:&lt;/strong&gt; You can hand-draw and upload a photo, or use any free diagram tool like draw.io.&lt;/em&gt;</w:t>
       </w:r>
     </w:p>
     <w:p>
@@ -830,238 +745,145 @@
         <w:jc w:val="both"/>
         <w:rPr>
           <w:rFonts w:ascii="Times New Roman" w:hAnsi="Times New Roman" w:cs="Times New Roman"/>
-          <w:sz w:val="24"/>
-          <w:szCs w:val="24"/>
-        </w:rPr>
-      </w:pPr>
-    </w:p>
-    <w:p>
-      <w:pPr>
-        <w:jc w:val="both"/>
-        <w:rPr>
-          <w:rFonts w:ascii="Times New Roman" w:hAnsi="Times New Roman" w:cs="Times New Roman"/>
-          <w:sz w:val="24"/>
-          <w:szCs w:val="24"/>
-        </w:rPr>
-      </w:pPr>
-    </w:p>
-    <w:p>
-      <w:pPr>
-        <w:jc w:val="both"/>
-        <w:rPr>
-          <w:rFonts w:ascii="Times New Roman" w:hAnsi="Times New Roman" w:cs="Times New Roman"/>
-          <w:sz w:val="24"/>
-          <w:szCs w:val="24"/>
-        </w:rPr>
-      </w:pPr>
-    </w:p>
-    <w:p>
-      <w:pPr>
-        <w:jc w:val="both"/>
-        <w:rPr>
-          <w:rFonts w:ascii="Times New Roman" w:hAnsi="Times New Roman" w:cs="Times New Roman"/>
-          <w:sz w:val="24"/>
-          <w:szCs w:val="24"/>
-        </w:rPr>
-      </w:pPr>
-    </w:p>
-    <w:p>
-      <w:pPr>
-        <w:jc w:val="both"/>
-        <w:rPr>
-          <w:rFonts w:ascii="Times New Roman" w:hAnsi="Times New Roman" w:cs="Times New Roman"/>
-          <w:sz w:val="24"/>
-          <w:szCs w:val="24"/>
-        </w:rPr>
-      </w:pPr>
-    </w:p>
-    <w:p>
-      <w:pPr>
-        <w:jc w:val="both"/>
-        <w:rPr>
-          <w:rFonts w:ascii="Times New Roman" w:hAnsi="Times New Roman" w:cs="Times New Roman"/>
-          <w:sz w:val="24"/>
-          <w:szCs w:val="24"/>
-        </w:rPr>
-      </w:pPr>
-    </w:p>
-    <w:p>
-      <w:pPr>
-        <w:jc w:val="both"/>
-        <w:rPr>
-          <w:rFonts w:ascii="Times New Roman" w:hAnsi="Times New Roman" w:cs="Times New Roman"/>
-          <w:sz w:val="24"/>
-          <w:szCs w:val="24"/>
-        </w:rPr>
-      </w:pPr>
-    </w:p>
-    <w:p>
-      <w:pPr>
-        <w:jc w:val="both"/>
-        <w:rPr>
-          <w:rFonts w:ascii="Times New Roman" w:hAnsi="Times New Roman" w:cs="Times New Roman"/>
-          <w:sz w:val="24"/>
-          <w:szCs w:val="24"/>
-        </w:rPr>
-      </w:pPr>
-    </w:p>
-    <w:p>
-      <w:pPr>
-        <w:jc w:val="both"/>
-        <w:rPr>
-          <w:rFonts w:ascii="Times New Roman" w:hAnsi="Times New Roman" w:cs="Times New Roman"/>
-          <w:sz w:val="24"/>
-          <w:szCs w:val="24"/>
-        </w:rPr>
-      </w:pPr>
-    </w:p>
-    <w:p>
-      <w:pPr>
-        <w:jc w:val="both"/>
-        <w:rPr>
-          <w:rFonts w:ascii="Times New Roman" w:hAnsi="Times New Roman" w:cs="Times New Roman"/>
-          <w:sz w:val="24"/>
-          <w:szCs w:val="24"/>
-        </w:rPr>
-      </w:pPr>
-    </w:p>
-    <w:p>
-      <w:pPr>
-        <w:jc w:val="both"/>
-        <w:rPr>
-          <w:rFonts w:ascii="Times New Roman" w:hAnsi="Times New Roman" w:cs="Times New Roman"/>
-          <w:sz w:val="24"/>
-          <w:szCs w:val="24"/>
-        </w:rPr>
-      </w:pPr>
-    </w:p>
-    <w:p>
-      <w:pPr>
-        <w:jc w:val="both"/>
-        <w:rPr>
-          <w:rFonts w:ascii="Times New Roman" w:hAnsi="Times New Roman" w:cs="Times New Roman"/>
-          <w:sz w:val="24"/>
-          <w:szCs w:val="24"/>
-        </w:rPr>
-      </w:pPr>
-    </w:p>
-    <w:p>
-      <w:pPr>
-        <w:jc w:val="both"/>
-        <w:rPr>
-          <w:rFonts w:ascii="Times New Roman" w:hAnsi="Times New Roman" w:cs="Times New Roman"/>
-          <w:sz w:val="24"/>
-          <w:szCs w:val="24"/>
-        </w:rPr>
-      </w:pPr>
-    </w:p>
-    <w:p>
-      <w:pPr>
-        <w:jc w:val="both"/>
-        <w:rPr>
-          <w:rFonts w:ascii="Times New Roman" w:hAnsi="Times New Roman" w:cs="Times New Roman"/>
-          <w:sz w:val="24"/>
-          <w:szCs w:val="24"/>
-        </w:rPr>
-      </w:pPr>
-    </w:p>
-    <w:p>
-      <w:pPr>
-        <w:jc w:val="both"/>
-        <w:rPr>
-          <w:rFonts w:ascii="Times New Roman" w:hAnsi="Times New Roman" w:cs="Times New Roman"/>
-          <w:sz w:val="24"/>
-          <w:szCs w:val="24"/>
-        </w:rPr>
-      </w:pPr>
-    </w:p>
-    <w:p>
-      <w:pPr>
-        <w:jc w:val="both"/>
-        <w:rPr>
-          <w:rFonts w:ascii="Times New Roman" w:hAnsi="Times New Roman" w:cs="Times New Roman"/>
-          <w:sz w:val="24"/>
-          <w:szCs w:val="24"/>
-        </w:rPr>
-      </w:pPr>
-    </w:p>
-    <w:p>
-      <w:pPr>
-        <w:jc w:val="both"/>
-        <w:rPr>
-          <w:rFonts w:ascii="Times New Roman" w:hAnsi="Times New Roman" w:cs="Times New Roman"/>
-          <w:sz w:val="24"/>
-          <w:szCs w:val="24"/>
-        </w:rPr>
-      </w:pPr>
-    </w:p>
-    <w:p>
-      <w:pPr>
-        <w:jc w:val="both"/>
-        <w:rPr>
-          <w:rFonts w:ascii="Times New Roman" w:hAnsi="Times New Roman" w:cs="Times New Roman"/>
-          <w:sz w:val="24"/>
-          <w:szCs w:val="24"/>
-        </w:rPr>
-      </w:pPr>
-    </w:p>
-    <w:p>
-      <w:pPr>
-        <w:jc w:val="both"/>
-        <w:rPr>
-          <w:rFonts w:ascii="Times New Roman" w:hAnsi="Times New Roman" w:cs="Times New Roman"/>
-          <w:sz w:val="24"/>
-          <w:szCs w:val="24"/>
-        </w:rPr>
-      </w:pPr>
-    </w:p>
-    <w:p>
-      <w:pPr>
-        <w:jc w:val="both"/>
-        <w:rPr>
-          <w:rFonts w:ascii="Times New Roman" w:hAnsi="Times New Roman" w:cs="Times New Roman"/>
-          <w:sz w:val="24"/>
-          <w:szCs w:val="24"/>
-        </w:rPr>
-      </w:pPr>
-    </w:p>
-    <w:p>
-      <w:pPr>
-        <w:jc w:val="both"/>
-        <w:rPr>
-          <w:rFonts w:ascii="Times New Roman" w:hAnsi="Times New Roman" w:cs="Times New Roman"/>
-          <w:sz w:val="24"/>
-          <w:szCs w:val="24"/>
-        </w:rPr>
-      </w:pPr>
-    </w:p>
-    <w:p>
-      <w:pPr>
-        <w:jc w:val="both"/>
-        <w:rPr>
-          <w:rFonts w:ascii="Times New Roman" w:hAnsi="Times New Roman" w:cs="Times New Roman"/>
-          <w:sz w:val="24"/>
-          <w:szCs w:val="24"/>
-        </w:rPr>
-      </w:pPr>
-    </w:p>
-    <w:p>
-      <w:pPr>
-        <w:jc w:val="both"/>
-        <w:rPr>
-          <w:rFonts w:ascii="Times New Roman" w:hAnsi="Times New Roman" w:cs="Times New Roman"/>
-          <w:sz w:val="24"/>
-          <w:szCs w:val="24"/>
-        </w:rPr>
-      </w:pPr>
-    </w:p>
-    <w:p>
-      <w:pPr>
-        <w:jc w:val="both"/>
-        <w:rPr>
-          <w:rFonts w:ascii="Times New Roman" w:hAnsi="Times New Roman" w:cs="Times New Roman"/>
-          <w:sz w:val="24"/>
-          <w:szCs w:val="24"/>
+          <w:sz w:val="28"/>
+          <w:szCs w:val="28"/>
+        </w:rPr>
+      </w:pPr>
+      <w:r>
+        <w:rPr>
+          <w:rFonts w:ascii="Times New Roman" w:hAnsi="Times New Roman" w:cs="Times New Roman"/>
+          <w:b/>
+          <w:bCs/>
+          <w:noProof/>
+          <w:sz w:val="28"/>
+          <w:szCs w:val="28"/>
+        </w:rPr>
+        <w:drawing>
+          <wp:inline distT="0" distB="0" distL="0" distR="0" wp14:anchorId="65FC6809" wp14:editId="00EC2545">
+            <wp:extent cx="5731510" cy="3820795"/>
+            <wp:effectExtent l="0" t="0" r="2540" b="8255"/>
+            <wp:docPr id="461126471" name="Picture 8"/>
+            <wp:cNvGraphicFramePr>
+              <a:graphicFrameLocks xmlns:a="http://schemas.openxmlformats.org/drawingml/2006/main" noChangeAspect="1"/>
+            </wp:cNvGraphicFramePr>
+            <a:graphic xmlns:a="http://schemas.openxmlformats.org/drawingml/2006/main">
+              <a:graphicData uri="http://schemas.openxmlformats.org/drawingml/2006/picture">
+                <pic:pic xmlns:pic="http://schemas.openxmlformats.org/drawingml/2006/picture">
+                  <pic:nvPicPr>
+                    <pic:cNvPr id="461126471" name="Picture 461126471"/>
+                    <pic:cNvPicPr/>
+                  </pic:nvPicPr>
+                  <pic:blipFill>
+                    <a:blip r:embed="rId5" cstate="print">
+                      <a:extLst>
+                        <a:ext uri="{28A0092B-C50C-407E-A947-70E740481C1C}">
+                          <a14:useLocalDpi xmlns:a14="http://schemas.microsoft.com/office/drawing/2010/main" val="0"/>
+                        </a:ext>
+                      </a:extLst>
+                    </a:blip>
+                    <a:stretch>
+                      <a:fillRect/>
+                    </a:stretch>
+                  </pic:blipFill>
+                  <pic:spPr>
+                    <a:xfrm>
+                      <a:off x="0" y="0"/>
+                      <a:ext cx="5731510" cy="3820795"/>
+                    </a:xfrm>
+                    <a:prstGeom prst="rect">
+                      <a:avLst/>
+                    </a:prstGeom>
+                  </pic:spPr>
+                </pic:pic>
+              </a:graphicData>
+            </a:graphic>
+          </wp:inline>
+        </w:drawing>
+      </w:r>
+    </w:p>
+    <w:p>
+      <w:pPr>
+        <w:jc w:val="both"/>
+        <w:rPr>
+          <w:rFonts w:ascii="Times New Roman" w:hAnsi="Times New Roman" w:cs="Times New Roman"/>
+          <w:b/>
+          <w:bCs/>
+          <w:sz w:val="28"/>
+          <w:szCs w:val="28"/>
+        </w:rPr>
+      </w:pPr>
+      <w:r>
+        <w:rPr>
+          <w:rFonts w:ascii="Times New Roman" w:hAnsi="Times New Roman" w:cs="Times New Roman"/>
+          <w:sz w:val="28"/>
+          <w:szCs w:val="28"/>
+        </w:rPr>
+        <w:t>Remember the power flow:</w:t>
+      </w:r>
+    </w:p>
+    <w:p>
+      <w:pPr>
+        <w:jc w:val="both"/>
+        <w:rPr>
+          <w:rFonts w:ascii="Times New Roman" w:hAnsi="Times New Roman" w:cs="Times New Roman"/>
+          <w:sz w:val="28"/>
+          <w:szCs w:val="28"/>
+        </w:rPr>
+      </w:pPr>
+      <w:r>
+        <w:rPr>
+          <w:rFonts w:ascii="Times New Roman" w:hAnsi="Times New Roman" w:cs="Times New Roman"/>
+          <w:sz w:val="28"/>
+          <w:szCs w:val="28"/>
+        </w:rPr>
+        <w:t>AC Input → EMI Filter → Rectifier → Smoothing Capacitor → Switching Circuit → High-Frequency Transformer → Secondary Rectifier &amp; Filter → DC Output</w:t>
+      </w:r>
+    </w:p>
+    <w:p>
+      <w:pPr>
+        <w:jc w:val="both"/>
+        <w:rPr>
+          <w:rFonts w:ascii="Times New Roman" w:hAnsi="Times New Roman" w:cs="Times New Roman"/>
+          <w:sz w:val="28"/>
+          <w:szCs w:val="28"/>
+        </w:rPr>
+      </w:pPr>
+      <w:r>
+        <w:rPr>
+          <w:rFonts w:ascii="Times New Roman" w:hAnsi="Times New Roman" w:cs="Times New Roman"/>
+          <w:sz w:val="28"/>
+          <w:szCs w:val="28"/>
+        </w:rPr>
+        <w:t>The main DC outputs are +12V (yellow), +5V (red), +3.3V (orange), and GND (black).</w:t>
+      </w:r>
+    </w:p>
+    <w:p>
+      <w:pPr>
+        <w:jc w:val="both"/>
+        <w:rPr>
+          <w:rFonts w:ascii="Times New Roman" w:hAnsi="Times New Roman" w:cs="Times New Roman"/>
+          <w:sz w:val="28"/>
+          <w:szCs w:val="28"/>
+        </w:rPr>
+      </w:pPr>
+      <w:r>
+        <w:rPr>
+          <w:rFonts w:ascii="Times New Roman" w:hAnsi="Times New Roman" w:cs="Times New Roman"/>
+          <w:sz w:val="28"/>
+          <w:szCs w:val="28"/>
+        </w:rPr>
+        <w:t>Safety note: An SMPS can contain capacitors that retain dangerous voltages even after unplugging. Never open or touch its internal components unless properly trained.</w:t>
+      </w:r>
+    </w:p>
+    <w:p>
+      <w:pPr>
+        <w:jc w:val="both"/>
+        <w:rPr>
+          <w:rFonts w:ascii="Times New Roman" w:hAnsi="Times New Roman" w:cs="Times New Roman"/>
+          <w:b/>
+          <w:bCs/>
+          <w:sz w:val="28"/>
+          <w:szCs w:val="28"/>
         </w:rPr>
       </w:pPr>
     </w:p>
@@ -1193,7 +1015,7 @@
                     </pic:cNvPicPr>
                   </pic:nvPicPr>
                   <pic:blipFill>
-                    <a:blip r:embed="rId5" cstate="print">
+                    <a:blip r:embed="rId6" cstate="print">
                       <a:extLst>
                         <a:ext uri="{28A0092B-C50C-407E-A947-70E740481C1C}">
                           <a14:useLocalDpi xmlns:a14="http://schemas.microsoft.com/office/drawing/2010/main" val="0"/>
@@ -1364,7 +1186,7 @@
                     </pic:cNvPicPr>
                   </pic:nvPicPr>
                   <pic:blipFill>
-                    <a:blip r:embed="rId6" cstate="print">
+                    <a:blip r:embed="rId7" cstate="print">
                       <a:extLst>
                         <a:ext uri="{28A0092B-C50C-407E-A947-70E740481C1C}">
                           <a14:useLocalDpi xmlns:a14="http://schemas.microsoft.com/office/drawing/2010/main" val="0"/>
@@ -1571,7 +1393,7 @@
                     </pic:cNvPicPr>
                   </pic:nvPicPr>
                   <pic:blipFill>
-                    <a:blip r:embed="rId7">
+                    <a:blip r:embed="rId8">
                       <a:extLst>
                         <a:ext uri="{28A0092B-C50C-407E-A947-70E740481C1C}">
                           <a14:useLocalDpi xmlns:a14="http://schemas.microsoft.com/office/drawing/2010/main" val="0"/>
@@ -1774,7 +1596,7 @@
                     </pic:cNvPicPr>
                   </pic:nvPicPr>
                   <pic:blipFill>
-                    <a:blip r:embed="rId8">
+                    <a:blip r:embed="rId9">
                       <a:extLst>
                         <a:ext uri="{28A0092B-C50C-407E-A947-70E740481C1C}">
                           <a14:useLocalDpi xmlns:a14="http://schemas.microsoft.com/office/drawing/2010/main" val="0"/>
